--- a/templates/paymanagir_template.docx
+++ b/templates/paymanagir_template.docx
@@ -1,6 +1,6 @@
 
 <file path=word/document.xml><?xml version="1.0" encoding="utf-8"?>
-<w:document xmlns:wpc="http://schemas.microsoft.com/office/word/2010/wordprocessingCanvas" xmlns:cx="http://schemas.microsoft.com/office/drawing/2014/chartex" xmlns:cx1="http://schemas.microsoft.com/office/drawing/2015/9/8/chartex" xmlns:cx2="http://schemas.microsoft.com/office/drawing/2015/10/21/chartex" xmlns:cx3="http://schemas.microsoft.com/office/drawing/2016/5/9/chartex" xmlns:cx4="http://schemas.microsoft.com/office/drawing/2016/5/10/chartex" xmlns:cx5="http://schemas.microsoft.com/office/drawing/2016/5/11/chartex" xmlns:cx6="http://schemas.microsoft.com/office/drawing/2016/5/12/chartex" xmlns:cx7="http://schemas.microsoft.com/office/drawing/2016/5/13/chartex" xmlns:cx8="http://schemas.microsoft.com/office/drawing/2016/5/14/chartex" xmlns:mc="http://schemas.openxmlformats.org/markup-compatibility/2006" xmlns:aink="http://schemas.microsoft.com/office/drawing/2016/ink" xmlns:am3d="http://schemas.microsoft.com/office/drawing/2017/model3d" xmlns:o="urn:schemas-microsoft-com:office:office" xmlns:oel="http://schemas.microsoft.com/office/2019/extlst" xmlns:r="http://schemas.openxmlformats.org/officeDocument/2006/relationships" xmlns:m="http://schemas.openxmlformats.org/officeDocument/2006/math" xmlns:v="urn:schemas-microsoft-com:vml" xmlns:wp14="http://schemas.microsoft.com/office/word/2010/wordprocessingDrawing" xmlns:wp="http://schemas.openxmlformats.org/drawingml/2006/wordprocessingDrawing" xmlns:w10="urn:schemas-microsoft-com:office:word" xmlns:w="http://schemas.openxmlformats.org/wordprocessingml/2006/main" xmlns:w14="http://schemas.microsoft.com/office/word/2010/wordml" xmlns:w15="http://schemas.microsoft.com/office/word/2012/wordml" xmlns:w16cex="http://schemas.microsoft.com/office/word/2018/wordml/cex" xmlns:w16cid="http://schemas.microsoft.com/office/word/2016/wordml/cid" xmlns:w16="http://schemas.microsoft.com/office/word/2018/wordml" xmlns:w16du="http://schemas.microsoft.com/office/word/2023/wordml/word16du" xmlns:w16sdtdh="http://schemas.microsoft.com/office/word/2020/wordml/sdtdatahash" xmlns:w16se="http://schemas.microsoft.com/office/word/2015/wordml/symex" xmlns:wpg="http://schemas.microsoft.com/office/word/2010/wordprocessingGroup" xmlns:wpi="http://schemas.microsoft.com/office/word/2010/wordprocessingInk" xmlns:wne="http://schemas.microsoft.com/office/word/2006/wordml" xmlns:wps="http://schemas.microsoft.com/office/word/2010/wordprocessingShape" mc:Ignorable="w14 w15 w16se w16cid w16 w16cex w16sdtdh w16du wp14">
+<w:document xmlns:wpc="http://schemas.microsoft.com/office/word/2010/wordprocessingCanvas" xmlns:cx="http://schemas.microsoft.com/office/drawing/2014/chartex" xmlns:cx1="http://schemas.microsoft.com/office/drawing/2015/9/8/chartex" xmlns:cx2="http://schemas.microsoft.com/office/drawing/2015/10/21/chartex" xmlns:cx3="http://schemas.microsoft.com/office/drawing/2016/5/9/chartex" xmlns:cx4="http://schemas.microsoft.com/office/drawing/2016/5/10/chartex" xmlns:cx5="http://schemas.microsoft.com/office/drawing/2016/5/11/chartex" xmlns:cx6="http://schemas.microsoft.com/office/drawing/2016/5/12/chartex" xmlns:cx7="http://schemas.microsoft.com/office/drawing/2016/5/13/chartex" xmlns:cx8="http://schemas.microsoft.com/office/drawing/2016/5/14/chartex" xmlns:mc="http://schemas.openxmlformats.org/markup-compatibility/2006" xmlns:aink="http://schemas.microsoft.com/office/drawing/2016/ink" xmlns:am3d="http://schemas.microsoft.com/office/drawing/2017/model3d" xmlns:o="urn:schemas-microsoft-com:office:office" xmlns:r="http://schemas.openxmlformats.org/officeDocument/2006/relationships" xmlns:m="http://schemas.openxmlformats.org/officeDocument/2006/math" xmlns:v="urn:schemas-microsoft-com:vml" xmlns:wp14="http://schemas.microsoft.com/office/word/2010/wordprocessingDrawing" xmlns:wp="http://schemas.openxmlformats.org/drawingml/2006/wordprocessingDrawing" xmlns:w10="urn:schemas-microsoft-com:office:word" xmlns:w="http://schemas.openxmlformats.org/wordprocessingml/2006/main" xmlns:w14="http://schemas.microsoft.com/office/word/2010/wordml" xmlns:w15="http://schemas.microsoft.com/office/word/2012/wordml" xmlns:w16cex="http://schemas.microsoft.com/office/word/2018/wordml/cex" xmlns:w16cid="http://schemas.microsoft.com/office/word/2016/wordml/cid" xmlns:w16="http://schemas.microsoft.com/office/word/2018/wordml" xmlns:w16sdtdh="http://schemas.microsoft.com/office/word/2020/wordml/sdtdatahash" xmlns:w16se="http://schemas.microsoft.com/office/word/2015/wordml/symex" xmlns:wpg="http://schemas.microsoft.com/office/word/2010/wordprocessingGroup" xmlns:wpi="http://schemas.microsoft.com/office/word/2010/wordprocessingInk" xmlns:wne="http://schemas.microsoft.com/office/word/2006/wordml" xmlns:wps="http://schemas.microsoft.com/office/word/2010/wordprocessingShape" mc:Ignorable="w14 w15 w16se w16cid w16 w16cex w16sdtdh wp14">
   <w:body>
     <w:p>
       <w:pPr>
@@ -102,7 +102,7 @@
           <w:szCs w:val="24"/>
           <w:lang w:val="en-US"/>
         </w:rPr>
-        <w:t>4</w:t>
+        <w:t>5</w:t>
       </w:r>
     </w:p>
     <w:p>
@@ -243,7 +243,17 @@
           <w:szCs w:val="24"/>
           <w:lang w:val="en-US"/>
         </w:rPr>
-        <w:t xml:space="preserve">                             </w:t>
+        <w:t xml:space="preserve">                            </w:t>
+      </w:r>
+      <w:proofErr w:type="gramStart"/>
+      <w:r>
+        <w:rPr>
+          <w:rFonts w:ascii="Times Unicode" w:hAnsi="Times Unicode"/>
+          <w:sz w:val="24"/>
+          <w:szCs w:val="24"/>
+          <w:lang w:val="en-US"/>
+        </w:rPr>
+        <w:t xml:space="preserve"> </w:t>
       </w:r>
       <w:r>
         <w:rPr>
@@ -261,7 +271,17 @@
           <w:szCs w:val="24"/>
           <w:lang w:val="en-US"/>
         </w:rPr>
-        <w:t xml:space="preserve">{{r </w:t>
+        <w:t>{</w:t>
+      </w:r>
+      <w:proofErr w:type="gramEnd"/>
+      <w:r>
+        <w:rPr>
+          <w:rFonts w:ascii="Times Unicode" w:hAnsi="Times Unicode"/>
+          <w:sz w:val="24"/>
+          <w:szCs w:val="24"/>
+          <w:lang w:val="en-US"/>
+        </w:rPr>
+        <w:t xml:space="preserve">{r </w:t>
       </w:r>
       <w:proofErr w:type="spellStart"/>
       <w:r>
@@ -558,7 +578,27 @@
           <w:szCs w:val="24"/>
           <w:lang w:val="en-US"/>
         </w:rPr>
-        <w:t xml:space="preserve"> 07.04.2021թ.սնանկության </w:t>
+        <w:t xml:space="preserve"> 07.</w:t>
+      </w:r>
+      <w:proofErr w:type="gramStart"/>
+      <w:r>
+        <w:rPr>
+          <w:rFonts w:ascii="Times Unicode" w:hAnsi="Times Unicode"/>
+          <w:sz w:val="24"/>
+          <w:szCs w:val="24"/>
+          <w:lang w:val="en-US"/>
+        </w:rPr>
+        <w:t>04.2021թ.սնանկության</w:t>
+      </w:r>
+      <w:proofErr w:type="gramEnd"/>
+      <w:r>
+        <w:rPr>
+          <w:rFonts w:ascii="Times Unicode" w:hAnsi="Times Unicode"/>
+          <w:sz w:val="24"/>
+          <w:szCs w:val="24"/>
+          <w:lang w:val="en-US"/>
+        </w:rPr>
+        <w:t xml:space="preserve"> </w:t>
       </w:r>
       <w:proofErr w:type="spellStart"/>
       <w:r>
@@ -638,7 +678,45 @@
           <w:szCs w:val="24"/>
           <w:lang w:val="en-US"/>
         </w:rPr>
-        <w:t xml:space="preserve"> և 11.03.2022թ. </w:t>
+        <w:t xml:space="preserve"> և </w:t>
+      </w:r>
+      <w:r>
+        <w:rPr>
+          <w:rFonts w:ascii="Times Unicode" w:hAnsi="Times Unicode"/>
+          <w:sz w:val="21"/>
+          <w:szCs w:val="21"/>
+          <w:lang w:val="en-US"/>
+        </w:rPr>
+        <w:t xml:space="preserve">{{r </w:t>
+      </w:r>
+      <w:proofErr w:type="spellStart"/>
+      <w:r>
+        <w:rPr>
+          <w:rFonts w:ascii="Times Unicode" w:hAnsi="Times Unicode"/>
+          <w:sz w:val="21"/>
+          <w:szCs w:val="21"/>
+          <w:lang w:val="en-US"/>
+        </w:rPr>
+        <w:t>voroshman_amsativ</w:t>
+      </w:r>
+      <w:proofErr w:type="spellEnd"/>
+      <w:r>
+        <w:rPr>
+          <w:rFonts w:ascii="Times Unicode" w:hAnsi="Times Unicode"/>
+          <w:sz w:val="21"/>
+          <w:szCs w:val="21"/>
+          <w:lang w:val="en-US"/>
+        </w:rPr>
+        <w:t>}}</w:t>
+      </w:r>
+      <w:r>
+        <w:rPr>
+          <w:rFonts w:ascii="Times Unicode" w:hAnsi="Times Unicode"/>
+          <w:sz w:val="24"/>
+          <w:szCs w:val="24"/>
+          <w:lang w:val="en-US"/>
+        </w:rPr>
+        <w:t xml:space="preserve">թ. </w:t>
       </w:r>
       <w:proofErr w:type="spellStart"/>
       <w:r>
@@ -1031,6 +1109,7 @@
         <w:t xml:space="preserve">{{r </w:t>
       </w:r>
       <w:proofErr w:type="spellStart"/>
+      <w:proofErr w:type="gramStart"/>
       <w:r>
         <w:rPr>
           <w:rFonts w:ascii="Sylfaen" w:hAnsi="Sylfaen"/>
@@ -1062,6 +1141,7 @@
         </w:rPr>
         <w:t>ը</w:t>
       </w:r>
+      <w:proofErr w:type="gramEnd"/>
       <w:r>
         <w:rPr>
           <w:rFonts w:ascii="Times Unicode" w:hAnsi="Times Unicode"/>
@@ -1754,6 +1834,7 @@
         <w:t xml:space="preserve">{{r </w:t>
       </w:r>
       <w:proofErr w:type="spellStart"/>
+      <w:proofErr w:type="gramStart"/>
       <w:r>
         <w:rPr>
           <w:rFonts w:ascii="Sylfaen" w:hAnsi="Sylfaen"/>
@@ -1773,7 +1854,18 @@
           <w:szCs w:val="21"/>
           <w:lang w:val="en-US"/>
         </w:rPr>
-        <w:t xml:space="preserve"> }}</w:t>
+        <w:t xml:space="preserve"> }</w:t>
+      </w:r>
+      <w:proofErr w:type="gramEnd"/>
+      <w:r>
+        <w:rPr>
+          <w:rFonts w:ascii="Sylfaen" w:hAnsi="Sylfaen"/>
+          <w:b/>
+          <w:sz w:val="21"/>
+          <w:szCs w:val="21"/>
+          <w:lang w:val="en-US"/>
+        </w:rPr>
+        <w:t>}</w:t>
       </w:r>
       <w:r>
         <w:rPr>
@@ -2611,6 +2703,7 @@
         <w:t xml:space="preserve">{{r </w:t>
       </w:r>
       <w:proofErr w:type="spellStart"/>
+      <w:proofErr w:type="gramStart"/>
       <w:r>
         <w:rPr>
           <w:rFonts w:ascii="Sylfaen" w:hAnsi="Sylfaen"/>
@@ -2630,7 +2723,18 @@
           <w:szCs w:val="21"/>
           <w:lang w:val="en-US"/>
         </w:rPr>
-        <w:t xml:space="preserve"> }}</w:t>
+        <w:t xml:space="preserve"> }</w:t>
+      </w:r>
+      <w:proofErr w:type="gramEnd"/>
+      <w:r>
+        <w:rPr>
+          <w:rFonts w:ascii="Sylfaen" w:hAnsi="Sylfaen"/>
+          <w:b/>
+          <w:sz w:val="21"/>
+          <w:szCs w:val="21"/>
+          <w:lang w:val="en-US"/>
+        </w:rPr>
+        <w:t>}</w:t>
       </w:r>
       <w:r>
         <w:rPr>
@@ -3078,6 +3182,7 @@
         </w:rPr>
         <w:t>guyqi_</w:t>
       </w:r>
+      <w:proofErr w:type="gramStart"/>
       <w:r>
         <w:rPr>
           <w:rFonts w:ascii="Sylfaen" w:hAnsi="Sylfaen"/>
@@ -3099,7 +3204,19 @@
           <w:szCs w:val="24"/>
           <w:lang w:val="en-US"/>
         </w:rPr>
-        <w:t xml:space="preserve"> }}</w:t>
+        <w:t xml:space="preserve"> }</w:t>
+      </w:r>
+      <w:proofErr w:type="gramEnd"/>
+      <w:r>
+        <w:rPr>
+          <w:rFonts w:ascii="Sylfaen" w:hAnsi="Sylfaen"/>
+          <w:b/>
+          <w:bCs/>
+          <w:sz w:val="24"/>
+          <w:szCs w:val="24"/>
+          <w:lang w:val="en-US"/>
+        </w:rPr>
+        <w:t>}</w:t>
       </w:r>
       <w:r>
         <w:rPr>
@@ -3488,6 +3605,7 @@
         </w:rPr>
         <w:t xml:space="preserve"> </w:t>
       </w:r>
+      <w:proofErr w:type="gramStart"/>
       <w:r>
         <w:rPr>
           <w:rFonts w:ascii="Times Unicode" w:hAnsi="Times Unicode" w:cs="Sylfaen"/>
@@ -3517,6 +3635,7 @@
         <w:t>բացված</w:t>
       </w:r>
       <w:proofErr w:type="spellEnd"/>
+      <w:proofErr w:type="gramEnd"/>
       <w:r>
         <w:rPr>
           <w:rFonts w:ascii="Times Unicode" w:hAnsi="Times Unicode" w:cs="Sylfaen"/>
@@ -5702,6 +5821,7 @@
         <w:t xml:space="preserve">, </w:t>
       </w:r>
       <w:proofErr w:type="spellStart"/>
+      <w:proofErr w:type="gramStart"/>
       <w:r>
         <w:rPr>
           <w:rFonts w:ascii="Times Unicode" w:hAnsi="Times Unicode"/>
@@ -5732,6 +5852,7 @@
         <w:t>թունավոր</w:t>
       </w:r>
       <w:proofErr w:type="spellEnd"/>
+      <w:proofErr w:type="gramEnd"/>
       <w:r>
         <w:rPr>
           <w:rFonts w:ascii="Times Unicode" w:hAnsi="Times Unicode"/>
@@ -6358,6 +6479,7 @@
           <w:lang w:val="en-US"/>
         </w:rPr>
       </w:pPr>
+      <w:proofErr w:type="gramStart"/>
       <w:r>
         <w:rPr>
           <w:rFonts w:ascii="Times Unicode" w:hAnsi="Times Unicode"/>
@@ -6378,6 +6500,7 @@
         <w:t>Անհրաժեշտության</w:t>
       </w:r>
       <w:proofErr w:type="spellEnd"/>
+      <w:proofErr w:type="gramEnd"/>
       <w:r>
         <w:rPr>
           <w:rFonts w:ascii="Times Unicode" w:hAnsi="Times Unicode"/>
@@ -10147,7 +10270,7 @@
     </w:p>
     <w:tbl>
       <w:tblPr>
-        <w:tblStyle w:val="TableGrid"/>
+        <w:tblStyle w:val="a3"/>
         <w:tblW w:w="10305" w:type="dxa"/>
         <w:tblInd w:w="603" w:type="dxa"/>
         <w:tblBorders>
@@ -10618,6 +10741,7 @@
               <w:t xml:space="preserve">{{r </w:t>
             </w:r>
             <w:proofErr w:type="spellStart"/>
+            <w:proofErr w:type="gramStart"/>
             <w:r>
               <w:rPr>
                 <w:rFonts w:ascii="Sylfaen" w:hAnsi="Sylfaen"/>
@@ -10648,6 +10772,7 @@
               </w:rPr>
               <w:t>ը</w:t>
             </w:r>
+            <w:proofErr w:type="gramEnd"/>
             <w:r>
               <w:rPr>
                 <w:rFonts w:ascii="Times Unicode" w:hAnsi="Times Unicode"/>
@@ -10694,7 +10819,18 @@
                 <w:szCs w:val="21"/>
                 <w:lang w:val="en-US"/>
               </w:rPr>
-              <w:t>grancman_hamar</w:t>
+              <w:t>grancman_</w:t>
+            </w:r>
+            <w:proofErr w:type="gramStart"/>
+            <w:r>
+              <w:rPr>
+                <w:rFonts w:ascii="Sylfaen" w:hAnsi="Sylfaen"/>
+                <w:b/>
+                <w:sz w:val="21"/>
+                <w:szCs w:val="21"/>
+                <w:lang w:val="en-US"/>
+              </w:rPr>
+              <w:t>hamar</w:t>
             </w:r>
             <w:proofErr w:type="spellEnd"/>
             <w:r>
@@ -10705,7 +10841,18 @@
                 <w:szCs w:val="21"/>
                 <w:lang w:val="en-US"/>
               </w:rPr>
-              <w:t xml:space="preserve"> }}</w:t>
+              <w:t xml:space="preserve"> }</w:t>
+            </w:r>
+            <w:proofErr w:type="gramEnd"/>
+            <w:r>
+              <w:rPr>
+                <w:rFonts w:ascii="Sylfaen" w:hAnsi="Sylfaen"/>
+                <w:b/>
+                <w:sz w:val="21"/>
+                <w:szCs w:val="21"/>
+                <w:lang w:val="en-US"/>
+              </w:rPr>
+              <w:t>}</w:t>
             </w:r>
             <w:r>
               <w:rPr>
@@ -10797,6 +10944,7 @@
               <w:t xml:space="preserve">{{r </w:t>
             </w:r>
             <w:proofErr w:type="spellStart"/>
+            <w:proofErr w:type="gramStart"/>
             <w:r>
               <w:rPr>
                 <w:rFonts w:ascii="Sylfaen" w:hAnsi="Sylfaen"/>
@@ -10816,7 +10964,18 @@
                 <w:szCs w:val="21"/>
                 <w:lang w:val="en-US"/>
               </w:rPr>
-              <w:t xml:space="preserve"> }}</w:t>
+              <w:t xml:space="preserve"> }</w:t>
+            </w:r>
+            <w:proofErr w:type="gramEnd"/>
+            <w:r>
+              <w:rPr>
+                <w:rFonts w:ascii="Sylfaen" w:hAnsi="Sylfaen"/>
+                <w:b/>
+                <w:sz w:val="21"/>
+                <w:szCs w:val="21"/>
+                <w:lang w:val="en-US"/>
+              </w:rPr>
+              <w:t>}</w:t>
             </w:r>
             <w:r>
               <w:rPr>
@@ -11229,7 +11388,7 @@
 </file>
 
 <file path=word/numbering.xml><?xml version="1.0" encoding="utf-8"?>
-<w:numbering xmlns:wpc="http://schemas.microsoft.com/office/word/2010/wordprocessingCanvas" xmlns:cx="http://schemas.microsoft.com/office/drawing/2014/chartex" xmlns:cx1="http://schemas.microsoft.com/office/drawing/2015/9/8/chartex" xmlns:cx2="http://schemas.microsoft.com/office/drawing/2015/10/21/chartex" xmlns:cx3="http://schemas.microsoft.com/office/drawing/2016/5/9/chartex" xmlns:cx4="http://schemas.microsoft.com/office/drawing/2016/5/10/chartex" xmlns:cx5="http://schemas.microsoft.com/office/drawing/2016/5/11/chartex" xmlns:cx6="http://schemas.microsoft.com/office/drawing/2016/5/12/chartex" xmlns:cx7="http://schemas.microsoft.com/office/drawing/2016/5/13/chartex" xmlns:cx8="http://schemas.microsoft.com/office/drawing/2016/5/14/chartex" xmlns:mc="http://schemas.openxmlformats.org/markup-compatibility/2006" xmlns:aink="http://schemas.microsoft.com/office/drawing/2016/ink" xmlns:am3d="http://schemas.microsoft.com/office/drawing/2017/model3d" xmlns:o="urn:schemas-microsoft-com:office:office" xmlns:oel="http://schemas.microsoft.com/office/2019/extlst" xmlns:r="http://schemas.openxmlformats.org/officeDocument/2006/relationships" xmlns:m="http://schemas.openxmlformats.org/officeDocument/2006/math" xmlns:v="urn:schemas-microsoft-com:vml" xmlns:wp14="http://schemas.microsoft.com/office/word/2010/wordprocessingDrawing" xmlns:wp="http://schemas.openxmlformats.org/drawingml/2006/wordprocessingDrawing" xmlns:w10="urn:schemas-microsoft-com:office:word" xmlns:w="http://schemas.openxmlformats.org/wordprocessingml/2006/main" xmlns:w14="http://schemas.microsoft.com/office/word/2010/wordml" xmlns:w15="http://schemas.microsoft.com/office/word/2012/wordml" xmlns:w16cex="http://schemas.microsoft.com/office/word/2018/wordml/cex" xmlns:w16cid="http://schemas.microsoft.com/office/word/2016/wordml/cid" xmlns:w16="http://schemas.microsoft.com/office/word/2018/wordml" xmlns:w16du="http://schemas.microsoft.com/office/word/2023/wordml/word16du" xmlns:w16sdtdh="http://schemas.microsoft.com/office/word/2020/wordml/sdtdatahash" xmlns:w16se="http://schemas.microsoft.com/office/word/2015/wordml/symex" xmlns:wpg="http://schemas.microsoft.com/office/word/2010/wordprocessingGroup" xmlns:wpi="http://schemas.microsoft.com/office/word/2010/wordprocessingInk" xmlns:wne="http://schemas.microsoft.com/office/word/2006/wordml" xmlns:wps="http://schemas.microsoft.com/office/word/2010/wordprocessingShape" mc:Ignorable="w14 w15 w16se w16cid w16 w16cex w16sdtdh w16du wp14">
+<w:numbering xmlns:wpc="http://schemas.microsoft.com/office/word/2010/wordprocessingCanvas" xmlns:cx="http://schemas.microsoft.com/office/drawing/2014/chartex" xmlns:cx1="http://schemas.microsoft.com/office/drawing/2015/9/8/chartex" xmlns:cx2="http://schemas.microsoft.com/office/drawing/2015/10/21/chartex" xmlns:cx3="http://schemas.microsoft.com/office/drawing/2016/5/9/chartex" xmlns:cx4="http://schemas.microsoft.com/office/drawing/2016/5/10/chartex" xmlns:cx5="http://schemas.microsoft.com/office/drawing/2016/5/11/chartex" xmlns:cx6="http://schemas.microsoft.com/office/drawing/2016/5/12/chartex" xmlns:cx7="http://schemas.microsoft.com/office/drawing/2016/5/13/chartex" xmlns:cx8="http://schemas.microsoft.com/office/drawing/2016/5/14/chartex" xmlns:mc="http://schemas.openxmlformats.org/markup-compatibility/2006" xmlns:aink="http://schemas.microsoft.com/office/drawing/2016/ink" xmlns:am3d="http://schemas.microsoft.com/office/drawing/2017/model3d" xmlns:o="urn:schemas-microsoft-com:office:office" xmlns:r="http://schemas.openxmlformats.org/officeDocument/2006/relationships" xmlns:m="http://schemas.openxmlformats.org/officeDocument/2006/math" xmlns:v="urn:schemas-microsoft-com:vml" xmlns:wp14="http://schemas.microsoft.com/office/word/2010/wordprocessingDrawing" xmlns:wp="http://schemas.openxmlformats.org/drawingml/2006/wordprocessingDrawing" xmlns:w10="urn:schemas-microsoft-com:office:word" xmlns:w="http://schemas.openxmlformats.org/wordprocessingml/2006/main" xmlns:w14="http://schemas.microsoft.com/office/word/2010/wordml" xmlns:w15="http://schemas.microsoft.com/office/word/2012/wordml" xmlns:w16cex="http://schemas.microsoft.com/office/word/2018/wordml/cex" xmlns:w16cid="http://schemas.microsoft.com/office/word/2016/wordml/cid" xmlns:w16="http://schemas.microsoft.com/office/word/2018/wordml" xmlns:w16sdtdh="http://schemas.microsoft.com/office/word/2020/wordml/sdtdatahash" xmlns:w16se="http://schemas.microsoft.com/office/word/2015/wordml/symex" xmlns:wpg="http://schemas.microsoft.com/office/word/2010/wordprocessingGroup" xmlns:wpi="http://schemas.microsoft.com/office/word/2010/wordprocessingInk" xmlns:wne="http://schemas.microsoft.com/office/word/2006/wordml" xmlns:wps="http://schemas.microsoft.com/office/word/2010/wordprocessingShape" mc:Ignorable="w14 w15 w16se w16cid w16 w16cex w16sdtdh wp14">
   <w:abstractNum w:abstractNumId="0" w15:restartNumberingAfterBreak="0">
     <w:nsid w:val="01107ABE"/>
     <w:multiLevelType w:val="hybridMultilevel"/>
@@ -11456,17 +11615,17 @@
       </w:rPr>
     </w:lvl>
   </w:abstractNum>
-  <w:num w:numId="1" w16cid:durableId="249000075">
+  <w:num w:numId="1">
     <w:abstractNumId w:val="1"/>
   </w:num>
-  <w:num w:numId="2" w16cid:durableId="67534744">
+  <w:num w:numId="2">
     <w:abstractNumId w:val="0"/>
   </w:num>
 </w:numbering>
 </file>
 
 <file path=word/styles.xml><?xml version="1.0" encoding="utf-8"?>
-<w:styles xmlns:mc="http://schemas.openxmlformats.org/markup-compatibility/2006" xmlns:r="http://schemas.openxmlformats.org/officeDocument/2006/relationships" xmlns:w="http://schemas.openxmlformats.org/wordprocessingml/2006/main" xmlns:w14="http://schemas.microsoft.com/office/word/2010/wordml" xmlns:w15="http://schemas.microsoft.com/office/word/2012/wordml" xmlns:w16cex="http://schemas.microsoft.com/office/word/2018/wordml/cex" xmlns:w16cid="http://schemas.microsoft.com/office/word/2016/wordml/cid" xmlns:w16="http://schemas.microsoft.com/office/word/2018/wordml" xmlns:w16du="http://schemas.microsoft.com/office/word/2023/wordml/word16du" xmlns:w16sdtdh="http://schemas.microsoft.com/office/word/2020/wordml/sdtdatahash" xmlns:w16se="http://schemas.microsoft.com/office/word/2015/wordml/symex" mc:Ignorable="w14 w15 w16se w16cid w16 w16cex w16sdtdh w16du">
+<w:styles xmlns:mc="http://schemas.openxmlformats.org/markup-compatibility/2006" xmlns:r="http://schemas.openxmlformats.org/officeDocument/2006/relationships" xmlns:w="http://schemas.openxmlformats.org/wordprocessingml/2006/main" xmlns:w14="http://schemas.microsoft.com/office/word/2010/wordml" xmlns:w15="http://schemas.microsoft.com/office/word/2012/wordml" xmlns:w16cex="http://schemas.microsoft.com/office/word/2018/wordml/cex" xmlns:w16cid="http://schemas.microsoft.com/office/word/2016/wordml/cid" xmlns:w16="http://schemas.microsoft.com/office/word/2018/wordml" xmlns:w16sdtdh="http://schemas.microsoft.com/office/word/2020/wordml/sdtdatahash" xmlns:w16se="http://schemas.microsoft.com/office/word/2015/wordml/symex" mc:Ignorable="w14 w15 w16se w16cid w16 w16cex w16sdtdh">
   <w:docDefaults>
     <w:rPrDefault>
       <w:rPr>
@@ -11860,18 +12019,18 @@
     <w:lsdException w:name="Unresolved Mention" w:semiHidden="1" w:unhideWhenUsed="1"/>
     <w:lsdException w:name="Smart Link" w:semiHidden="1" w:unhideWhenUsed="1"/>
   </w:latentStyles>
-  <w:style w:type="paragraph" w:default="1" w:styleId="Normal">
+  <w:style w:type="paragraph" w:default="1" w:styleId="a">
     <w:name w:val="Normal"/>
     <w:qFormat/>
     <w:rsid w:val="00D835A2"/>
   </w:style>
-  <w:style w:type="character" w:default="1" w:styleId="DefaultParagraphFont">
+  <w:style w:type="character" w:default="1" w:styleId="a0">
     <w:name w:val="Default Paragraph Font"/>
     <w:uiPriority w:val="1"/>
     <w:semiHidden/>
     <w:unhideWhenUsed/>
   </w:style>
-  <w:style w:type="table" w:default="1" w:styleId="TableNormal">
+  <w:style w:type="table" w:default="1" w:styleId="a1">
     <w:name w:val="Normal Table"/>
     <w:uiPriority w:val="99"/>
     <w:semiHidden/>
@@ -11886,15 +12045,15 @@
       </w:tblCellMar>
     </w:tblPr>
   </w:style>
-  <w:style w:type="numbering" w:default="1" w:styleId="NoList">
+  <w:style w:type="numbering" w:default="1" w:styleId="a2">
     <w:name w:val="No List"/>
     <w:uiPriority w:val="99"/>
     <w:semiHidden/>
     <w:unhideWhenUsed/>
   </w:style>
-  <w:style w:type="table" w:styleId="TableGrid">
+  <w:style w:type="table" w:styleId="a3">
     <w:name w:val="Table Grid"/>
-    <w:basedOn w:val="TableNormal"/>
+    <w:basedOn w:val="a1"/>
     <w:uiPriority w:val="59"/>
     <w:rsid w:val="003B084F"/>
     <w:pPr>
@@ -11911,9 +12070,9 @@
       </w:tblBorders>
     </w:tblPr>
   </w:style>
-  <w:style w:type="paragraph" w:styleId="ListParagraph">
+  <w:style w:type="paragraph" w:styleId="a4">
     <w:name w:val="List Paragraph"/>
-    <w:basedOn w:val="Normal"/>
+    <w:basedOn w:val="a"/>
     <w:uiPriority w:val="34"/>
     <w:qFormat/>
     <w:rsid w:val="006E1A24"/>
@@ -11922,10 +12081,10 @@
       <w:contextualSpacing/>
     </w:pPr>
   </w:style>
-  <w:style w:type="paragraph" w:styleId="BalloonText">
+  <w:style w:type="paragraph" w:styleId="a5">
     <w:name w:val="Balloon Text"/>
-    <w:basedOn w:val="Normal"/>
-    <w:link w:val="BalloonTextChar"/>
+    <w:basedOn w:val="a"/>
+    <w:link w:val="a6"/>
     <w:uiPriority w:val="99"/>
     <w:semiHidden/>
     <w:unhideWhenUsed/>
@@ -11939,10 +12098,10 @@
       <w:szCs w:val="16"/>
     </w:rPr>
   </w:style>
-  <w:style w:type="character" w:customStyle="1" w:styleId="BalloonTextChar">
-    <w:name w:val="Balloon Text Char"/>
-    <w:basedOn w:val="DefaultParagraphFont"/>
-    <w:link w:val="BalloonText"/>
+  <w:style w:type="character" w:customStyle="1" w:styleId="a6">
+    <w:name w:val="Текст выноски Знак"/>
+    <w:basedOn w:val="a0"/>
+    <w:link w:val="a5"/>
     <w:uiPriority w:val="99"/>
     <w:semiHidden/>
     <w:rsid w:val="00B8734B"/>

--- a/templates/paymanagir_template.docx
+++ b/templates/paymanagir_template.docx
@@ -1,6 +1,6 @@
 
 <file path=word/document.xml><?xml version="1.0" encoding="utf-8"?>
-<w:document xmlns:wpc="http://schemas.microsoft.com/office/word/2010/wordprocessingCanvas" xmlns:cx="http://schemas.microsoft.com/office/drawing/2014/chartex" xmlns:cx1="http://schemas.microsoft.com/office/drawing/2015/9/8/chartex" xmlns:cx2="http://schemas.microsoft.com/office/drawing/2015/10/21/chartex" xmlns:cx3="http://schemas.microsoft.com/office/drawing/2016/5/9/chartex" xmlns:cx4="http://schemas.microsoft.com/office/drawing/2016/5/10/chartex" xmlns:cx5="http://schemas.microsoft.com/office/drawing/2016/5/11/chartex" xmlns:cx6="http://schemas.microsoft.com/office/drawing/2016/5/12/chartex" xmlns:cx7="http://schemas.microsoft.com/office/drawing/2016/5/13/chartex" xmlns:cx8="http://schemas.microsoft.com/office/drawing/2016/5/14/chartex" xmlns:mc="http://schemas.openxmlformats.org/markup-compatibility/2006" xmlns:aink="http://schemas.microsoft.com/office/drawing/2016/ink" xmlns:am3d="http://schemas.microsoft.com/office/drawing/2017/model3d" xmlns:o="urn:schemas-microsoft-com:office:office" xmlns:oel="http://schemas.microsoft.com/office/2019/extlst" xmlns:r="http://schemas.openxmlformats.org/officeDocument/2006/relationships" xmlns:m="http://schemas.openxmlformats.org/officeDocument/2006/math" xmlns:v="urn:schemas-microsoft-com:vml" xmlns:wp14="http://schemas.microsoft.com/office/word/2010/wordprocessingDrawing" xmlns:wp="http://schemas.openxmlformats.org/drawingml/2006/wordprocessingDrawing" xmlns:w10="urn:schemas-microsoft-com:office:word" xmlns:w="http://schemas.openxmlformats.org/wordprocessingml/2006/main" xmlns:w14="http://schemas.microsoft.com/office/word/2010/wordml" xmlns:w15="http://schemas.microsoft.com/office/word/2012/wordml" xmlns:w16cex="http://schemas.microsoft.com/office/word/2018/wordml/cex" xmlns:w16cid="http://schemas.microsoft.com/office/word/2016/wordml/cid" xmlns:w16="http://schemas.microsoft.com/office/word/2018/wordml" xmlns:w16du="http://schemas.microsoft.com/office/word/2023/wordml/word16du" xmlns:w16sdtdh="http://schemas.microsoft.com/office/word/2020/wordml/sdtdatahash" xmlns:w16se="http://schemas.microsoft.com/office/word/2015/wordml/symex" xmlns:wpg="http://schemas.microsoft.com/office/word/2010/wordprocessingGroup" xmlns:wpi="http://schemas.microsoft.com/office/word/2010/wordprocessingInk" xmlns:wne="http://schemas.microsoft.com/office/word/2006/wordml" xmlns:wps="http://schemas.microsoft.com/office/word/2010/wordprocessingShape" mc:Ignorable="w14 w15 w16se w16cid w16 w16cex w16sdtdh w16du wp14">
+<w:document xmlns:wpc="http://schemas.microsoft.com/office/word/2010/wordprocessingCanvas" xmlns:cx="http://schemas.microsoft.com/office/drawing/2014/chartex" xmlns:cx1="http://schemas.microsoft.com/office/drawing/2015/9/8/chartex" xmlns:cx2="http://schemas.microsoft.com/office/drawing/2015/10/21/chartex" xmlns:cx3="http://schemas.microsoft.com/office/drawing/2016/5/9/chartex" xmlns:cx4="http://schemas.microsoft.com/office/drawing/2016/5/10/chartex" xmlns:cx5="http://schemas.microsoft.com/office/drawing/2016/5/11/chartex" xmlns:cx6="http://schemas.microsoft.com/office/drawing/2016/5/12/chartex" xmlns:cx7="http://schemas.microsoft.com/office/drawing/2016/5/13/chartex" xmlns:cx8="http://schemas.microsoft.com/office/drawing/2016/5/14/chartex" xmlns:mc="http://schemas.openxmlformats.org/markup-compatibility/2006" xmlns:aink="http://schemas.microsoft.com/office/drawing/2016/ink" xmlns:am3d="http://schemas.microsoft.com/office/drawing/2017/model3d" xmlns:o="urn:schemas-microsoft-com:office:office" xmlns:r="http://schemas.openxmlformats.org/officeDocument/2006/relationships" xmlns:m="http://schemas.openxmlformats.org/officeDocument/2006/math" xmlns:v="urn:schemas-microsoft-com:vml" xmlns:wp14="http://schemas.microsoft.com/office/word/2010/wordprocessingDrawing" xmlns:wp="http://schemas.openxmlformats.org/drawingml/2006/wordprocessingDrawing" xmlns:w10="urn:schemas-microsoft-com:office:word" xmlns:w="http://schemas.openxmlformats.org/wordprocessingml/2006/main" xmlns:w14="http://schemas.microsoft.com/office/word/2010/wordml" xmlns:w15="http://schemas.microsoft.com/office/word/2012/wordml" xmlns:w16cex="http://schemas.microsoft.com/office/word/2018/wordml/cex" xmlns:w16cid="http://schemas.microsoft.com/office/word/2016/wordml/cid" xmlns:w16="http://schemas.microsoft.com/office/word/2018/wordml" xmlns:w16sdtdh="http://schemas.microsoft.com/office/word/2020/wordml/sdtdatahash" xmlns:w16se="http://schemas.microsoft.com/office/word/2015/wordml/symex" xmlns:wpg="http://schemas.microsoft.com/office/word/2010/wordprocessingGroup" xmlns:wpi="http://schemas.microsoft.com/office/word/2010/wordprocessingInk" xmlns:wne="http://schemas.microsoft.com/office/word/2006/wordml" xmlns:wps="http://schemas.microsoft.com/office/word/2010/wordprocessingShape" mc:Ignorable="w14 w15 w16se w16cid w16 w16cex w16sdtdh wp14">
   <w:body>
     <w:p>
       <w:pPr>
@@ -9,7 +9,7 @@
         <w:rPr>
           <w:sz w:val="24"/>
           <w:szCs w:val="24"/>
-          <w:lang w:val="en-US"/>
+          <w:lang w:val="hy-AM"/>
         </w:rPr>
       </w:pPr>
       <w:r>
@@ -100,9 +100,9 @@
           <w:rFonts w:ascii="Times New Roman" w:hAnsi="Times New Roman" w:cs="Times New Roman"/>
           <w:sz w:val="24"/>
           <w:szCs w:val="24"/>
-          <w:lang w:val="en-US"/>
-        </w:rPr>
-        <w:t>4</w:t>
+          <w:lang w:val="hy-AM"/>
+        </w:rPr>
+        <w:t>6</w:t>
       </w:r>
     </w:p>
     <w:p>
@@ -243,7 +243,17 @@
           <w:szCs w:val="24"/>
           <w:lang w:val="en-US"/>
         </w:rPr>
-        <w:t xml:space="preserve">                             </w:t>
+        <w:t xml:space="preserve">                            </w:t>
+      </w:r>
+      <w:proofErr w:type="gramStart"/>
+      <w:r>
+        <w:rPr>
+          <w:rFonts w:ascii="Times Unicode" w:hAnsi="Times Unicode"/>
+          <w:sz w:val="24"/>
+          <w:szCs w:val="24"/>
+          <w:lang w:val="en-US"/>
+        </w:rPr>
+        <w:t xml:space="preserve"> </w:t>
       </w:r>
       <w:r>
         <w:rPr>
@@ -261,7 +271,17 @@
           <w:szCs w:val="24"/>
           <w:lang w:val="en-US"/>
         </w:rPr>
-        <w:t xml:space="preserve">{{r </w:t>
+        <w:t>{</w:t>
+      </w:r>
+      <w:proofErr w:type="gramEnd"/>
+      <w:r>
+        <w:rPr>
+          <w:rFonts w:ascii="Times Unicode" w:hAnsi="Times Unicode"/>
+          <w:sz w:val="24"/>
+          <w:szCs w:val="24"/>
+          <w:lang w:val="en-US"/>
+        </w:rPr>
+        <w:t xml:space="preserve">{r </w:t>
       </w:r>
       <w:proofErr w:type="spellStart"/>
       <w:r>
@@ -558,7 +578,27 @@
           <w:szCs w:val="24"/>
           <w:lang w:val="en-US"/>
         </w:rPr>
-        <w:t xml:space="preserve"> 07.04.2021թ.սնանկության </w:t>
+        <w:t xml:space="preserve"> 07.</w:t>
+      </w:r>
+      <w:proofErr w:type="gramStart"/>
+      <w:r>
+        <w:rPr>
+          <w:rFonts w:ascii="Times Unicode" w:hAnsi="Times Unicode"/>
+          <w:sz w:val="24"/>
+          <w:szCs w:val="24"/>
+          <w:lang w:val="en-US"/>
+        </w:rPr>
+        <w:t>04.2021թ.սնանկության</w:t>
+      </w:r>
+      <w:proofErr w:type="gramEnd"/>
+      <w:r>
+        <w:rPr>
+          <w:rFonts w:ascii="Times Unicode" w:hAnsi="Times Unicode"/>
+          <w:sz w:val="24"/>
+          <w:szCs w:val="24"/>
+          <w:lang w:val="en-US"/>
+        </w:rPr>
+        <w:t xml:space="preserve"> </w:t>
       </w:r>
       <w:proofErr w:type="spellStart"/>
       <w:r>
@@ -1069,6 +1109,7 @@
         <w:t xml:space="preserve">{{r </w:t>
       </w:r>
       <w:proofErr w:type="spellStart"/>
+      <w:proofErr w:type="gramStart"/>
       <w:r>
         <w:rPr>
           <w:rFonts w:ascii="Sylfaen" w:hAnsi="Sylfaen"/>
@@ -1100,6 +1141,7 @@
         </w:rPr>
         <w:t>ը</w:t>
       </w:r>
+      <w:proofErr w:type="gramEnd"/>
       <w:r>
         <w:rPr>
           <w:rFonts w:ascii="Times Unicode" w:hAnsi="Times Unicode"/>
@@ -1792,6 +1834,7 @@
         <w:t xml:space="preserve">{{r </w:t>
       </w:r>
       <w:proofErr w:type="spellStart"/>
+      <w:proofErr w:type="gramStart"/>
       <w:r>
         <w:rPr>
           <w:rFonts w:ascii="Sylfaen" w:hAnsi="Sylfaen"/>
@@ -1811,7 +1854,18 @@
           <w:szCs w:val="21"/>
           <w:lang w:val="en-US"/>
         </w:rPr>
-        <w:t xml:space="preserve"> }}</w:t>
+        <w:t xml:space="preserve"> }</w:t>
+      </w:r>
+      <w:proofErr w:type="gramEnd"/>
+      <w:r>
+        <w:rPr>
+          <w:rFonts w:ascii="Sylfaen" w:hAnsi="Sylfaen"/>
+          <w:b/>
+          <w:sz w:val="21"/>
+          <w:szCs w:val="21"/>
+          <w:lang w:val="en-US"/>
+        </w:rPr>
+        <w:t>}</w:t>
       </w:r>
       <w:r>
         <w:rPr>
@@ -2649,6 +2703,7 @@
         <w:t xml:space="preserve">{{r </w:t>
       </w:r>
       <w:proofErr w:type="spellStart"/>
+      <w:proofErr w:type="gramStart"/>
       <w:r>
         <w:rPr>
           <w:rFonts w:ascii="Sylfaen" w:hAnsi="Sylfaen"/>
@@ -2668,7 +2723,18 @@
           <w:szCs w:val="21"/>
           <w:lang w:val="en-US"/>
         </w:rPr>
-        <w:t xml:space="preserve"> }}</w:t>
+        <w:t xml:space="preserve"> }</w:t>
+      </w:r>
+      <w:proofErr w:type="gramEnd"/>
+      <w:r>
+        <w:rPr>
+          <w:rFonts w:ascii="Sylfaen" w:hAnsi="Sylfaen"/>
+          <w:b/>
+          <w:sz w:val="21"/>
+          <w:szCs w:val="21"/>
+          <w:lang w:val="en-US"/>
+        </w:rPr>
+        <w:t>}</w:t>
       </w:r>
       <w:r>
         <w:rPr>
@@ -3116,6 +3182,7 @@
         </w:rPr>
         <w:t>guyqi_</w:t>
       </w:r>
+      <w:proofErr w:type="gramStart"/>
       <w:r>
         <w:rPr>
           <w:rFonts w:ascii="Sylfaen" w:hAnsi="Sylfaen"/>
@@ -3137,7 +3204,19 @@
           <w:szCs w:val="24"/>
           <w:lang w:val="en-US"/>
         </w:rPr>
-        <w:t xml:space="preserve"> }}</w:t>
+        <w:t xml:space="preserve"> }</w:t>
+      </w:r>
+      <w:proofErr w:type="gramEnd"/>
+      <w:r>
+        <w:rPr>
+          <w:rFonts w:ascii="Sylfaen" w:hAnsi="Sylfaen"/>
+          <w:b/>
+          <w:bCs/>
+          <w:sz w:val="24"/>
+          <w:szCs w:val="24"/>
+          <w:lang w:val="en-US"/>
+        </w:rPr>
+        <w:t>}</w:t>
       </w:r>
       <w:r>
         <w:rPr>
@@ -3526,6 +3605,7 @@
         </w:rPr>
         <w:t xml:space="preserve"> </w:t>
       </w:r>
+      <w:proofErr w:type="gramStart"/>
       <w:r>
         <w:rPr>
           <w:rFonts w:ascii="Times Unicode" w:hAnsi="Times Unicode" w:cs="Sylfaen"/>
@@ -3555,6 +3635,7 @@
         <w:t>բացված</w:t>
       </w:r>
       <w:proofErr w:type="spellEnd"/>
+      <w:proofErr w:type="gramEnd"/>
       <w:r>
         <w:rPr>
           <w:rFonts w:ascii="Times Unicode" w:hAnsi="Times Unicode" w:cs="Sylfaen"/>
@@ -5740,6 +5821,7 @@
         <w:t xml:space="preserve">, </w:t>
       </w:r>
       <w:proofErr w:type="spellStart"/>
+      <w:proofErr w:type="gramStart"/>
       <w:r>
         <w:rPr>
           <w:rFonts w:ascii="Times Unicode" w:hAnsi="Times Unicode"/>
@@ -5770,6 +5852,7 @@
         <w:t>թունավոր</w:t>
       </w:r>
       <w:proofErr w:type="spellEnd"/>
+      <w:proofErr w:type="gramEnd"/>
       <w:r>
         <w:rPr>
           <w:rFonts w:ascii="Times Unicode" w:hAnsi="Times Unicode"/>
@@ -6396,6 +6479,7 @@
           <w:lang w:val="en-US"/>
         </w:rPr>
       </w:pPr>
+      <w:proofErr w:type="gramStart"/>
       <w:r>
         <w:rPr>
           <w:rFonts w:ascii="Times Unicode" w:hAnsi="Times Unicode"/>
@@ -6416,6 +6500,7 @@
         <w:t>Անհրաժեշտության</w:t>
       </w:r>
       <w:proofErr w:type="spellEnd"/>
+      <w:proofErr w:type="gramEnd"/>
       <w:r>
         <w:rPr>
           <w:rFonts w:ascii="Times Unicode" w:hAnsi="Times Unicode"/>
@@ -10185,7 +10270,7 @@
     </w:p>
     <w:tbl>
       <w:tblPr>
-        <w:tblStyle w:val="TableGrid"/>
+        <w:tblStyle w:val="a3"/>
         <w:tblW w:w="10305" w:type="dxa"/>
         <w:tblInd w:w="603" w:type="dxa"/>
         <w:tblBorders>
@@ -10656,6 +10741,7 @@
               <w:t xml:space="preserve">{{r </w:t>
             </w:r>
             <w:proofErr w:type="spellStart"/>
+            <w:proofErr w:type="gramStart"/>
             <w:r>
               <w:rPr>
                 <w:rFonts w:ascii="Sylfaen" w:hAnsi="Sylfaen"/>
@@ -10686,6 +10772,7 @@
               </w:rPr>
               <w:t>ը</w:t>
             </w:r>
+            <w:proofErr w:type="gramEnd"/>
             <w:r>
               <w:rPr>
                 <w:rFonts w:ascii="Times Unicode" w:hAnsi="Times Unicode"/>
@@ -10732,7 +10819,18 @@
                 <w:szCs w:val="21"/>
                 <w:lang w:val="en-US"/>
               </w:rPr>
-              <w:t>grancman_hamar</w:t>
+              <w:t>grancman_</w:t>
+            </w:r>
+            <w:proofErr w:type="gramStart"/>
+            <w:r>
+              <w:rPr>
+                <w:rFonts w:ascii="Sylfaen" w:hAnsi="Sylfaen"/>
+                <w:b/>
+                <w:sz w:val="21"/>
+                <w:szCs w:val="21"/>
+                <w:lang w:val="en-US"/>
+              </w:rPr>
+              <w:t>hamar</w:t>
             </w:r>
             <w:proofErr w:type="spellEnd"/>
             <w:r>
@@ -10743,7 +10841,18 @@
                 <w:szCs w:val="21"/>
                 <w:lang w:val="en-US"/>
               </w:rPr>
-              <w:t xml:space="preserve"> }}</w:t>
+              <w:t xml:space="preserve"> }</w:t>
+            </w:r>
+            <w:proofErr w:type="gramEnd"/>
+            <w:r>
+              <w:rPr>
+                <w:rFonts w:ascii="Sylfaen" w:hAnsi="Sylfaen"/>
+                <w:b/>
+                <w:sz w:val="21"/>
+                <w:szCs w:val="21"/>
+                <w:lang w:val="en-US"/>
+              </w:rPr>
+              <w:t>}</w:t>
             </w:r>
             <w:r>
               <w:rPr>
@@ -10835,6 +10944,7 @@
               <w:t xml:space="preserve">{{r </w:t>
             </w:r>
             <w:proofErr w:type="spellStart"/>
+            <w:proofErr w:type="gramStart"/>
             <w:r>
               <w:rPr>
                 <w:rFonts w:ascii="Sylfaen" w:hAnsi="Sylfaen"/>
@@ -10854,7 +10964,18 @@
                 <w:szCs w:val="21"/>
                 <w:lang w:val="en-US"/>
               </w:rPr>
-              <w:t xml:space="preserve"> }}</w:t>
+              <w:t xml:space="preserve"> }</w:t>
+            </w:r>
+            <w:proofErr w:type="gramEnd"/>
+            <w:r>
+              <w:rPr>
+                <w:rFonts w:ascii="Sylfaen" w:hAnsi="Sylfaen"/>
+                <w:b/>
+                <w:sz w:val="21"/>
+                <w:szCs w:val="21"/>
+                <w:lang w:val="en-US"/>
+              </w:rPr>
+              <w:t>}</w:t>
             </w:r>
             <w:r>
               <w:rPr>
@@ -11267,7 +11388,7 @@
 </file>
 
 <file path=word/numbering.xml><?xml version="1.0" encoding="utf-8"?>
-<w:numbering xmlns:wpc="http://schemas.microsoft.com/office/word/2010/wordprocessingCanvas" xmlns:cx="http://schemas.microsoft.com/office/drawing/2014/chartex" xmlns:cx1="http://schemas.microsoft.com/office/drawing/2015/9/8/chartex" xmlns:cx2="http://schemas.microsoft.com/office/drawing/2015/10/21/chartex" xmlns:cx3="http://schemas.microsoft.com/office/drawing/2016/5/9/chartex" xmlns:cx4="http://schemas.microsoft.com/office/drawing/2016/5/10/chartex" xmlns:cx5="http://schemas.microsoft.com/office/drawing/2016/5/11/chartex" xmlns:cx6="http://schemas.microsoft.com/office/drawing/2016/5/12/chartex" xmlns:cx7="http://schemas.microsoft.com/office/drawing/2016/5/13/chartex" xmlns:cx8="http://schemas.microsoft.com/office/drawing/2016/5/14/chartex" xmlns:mc="http://schemas.openxmlformats.org/markup-compatibility/2006" xmlns:aink="http://schemas.microsoft.com/office/drawing/2016/ink" xmlns:am3d="http://schemas.microsoft.com/office/drawing/2017/model3d" xmlns:o="urn:schemas-microsoft-com:office:office" xmlns:oel="http://schemas.microsoft.com/office/2019/extlst" xmlns:r="http://schemas.openxmlformats.org/officeDocument/2006/relationships" xmlns:m="http://schemas.openxmlformats.org/officeDocument/2006/math" xmlns:v="urn:schemas-microsoft-com:vml" xmlns:wp14="http://schemas.microsoft.com/office/word/2010/wordprocessingDrawing" xmlns:wp="http://schemas.openxmlformats.org/drawingml/2006/wordprocessingDrawing" xmlns:w10="urn:schemas-microsoft-com:office:word" xmlns:w="http://schemas.openxmlformats.org/wordprocessingml/2006/main" xmlns:w14="http://schemas.microsoft.com/office/word/2010/wordml" xmlns:w15="http://schemas.microsoft.com/office/word/2012/wordml" xmlns:w16cex="http://schemas.microsoft.com/office/word/2018/wordml/cex" xmlns:w16cid="http://schemas.microsoft.com/office/word/2016/wordml/cid" xmlns:w16="http://schemas.microsoft.com/office/word/2018/wordml" xmlns:w16du="http://schemas.microsoft.com/office/word/2023/wordml/word16du" xmlns:w16sdtdh="http://schemas.microsoft.com/office/word/2020/wordml/sdtdatahash" xmlns:w16se="http://schemas.microsoft.com/office/word/2015/wordml/symex" xmlns:wpg="http://schemas.microsoft.com/office/word/2010/wordprocessingGroup" xmlns:wpi="http://schemas.microsoft.com/office/word/2010/wordprocessingInk" xmlns:wne="http://schemas.microsoft.com/office/word/2006/wordml" xmlns:wps="http://schemas.microsoft.com/office/word/2010/wordprocessingShape" mc:Ignorable="w14 w15 w16se w16cid w16 w16cex w16sdtdh w16du wp14">
+<w:numbering xmlns:wpc="http://schemas.microsoft.com/office/word/2010/wordprocessingCanvas" xmlns:cx="http://schemas.microsoft.com/office/drawing/2014/chartex" xmlns:cx1="http://schemas.microsoft.com/office/drawing/2015/9/8/chartex" xmlns:cx2="http://schemas.microsoft.com/office/drawing/2015/10/21/chartex" xmlns:cx3="http://schemas.microsoft.com/office/drawing/2016/5/9/chartex" xmlns:cx4="http://schemas.microsoft.com/office/drawing/2016/5/10/chartex" xmlns:cx5="http://schemas.microsoft.com/office/drawing/2016/5/11/chartex" xmlns:cx6="http://schemas.microsoft.com/office/drawing/2016/5/12/chartex" xmlns:cx7="http://schemas.microsoft.com/office/drawing/2016/5/13/chartex" xmlns:cx8="http://schemas.microsoft.com/office/drawing/2016/5/14/chartex" xmlns:mc="http://schemas.openxmlformats.org/markup-compatibility/2006" xmlns:aink="http://schemas.microsoft.com/office/drawing/2016/ink" xmlns:am3d="http://schemas.microsoft.com/office/drawing/2017/model3d" xmlns:o="urn:schemas-microsoft-com:office:office" xmlns:r="http://schemas.openxmlformats.org/officeDocument/2006/relationships" xmlns:m="http://schemas.openxmlformats.org/officeDocument/2006/math" xmlns:v="urn:schemas-microsoft-com:vml" xmlns:wp14="http://schemas.microsoft.com/office/word/2010/wordprocessingDrawing" xmlns:wp="http://schemas.openxmlformats.org/drawingml/2006/wordprocessingDrawing" xmlns:w10="urn:schemas-microsoft-com:office:word" xmlns:w="http://schemas.openxmlformats.org/wordprocessingml/2006/main" xmlns:w14="http://schemas.microsoft.com/office/word/2010/wordml" xmlns:w15="http://schemas.microsoft.com/office/word/2012/wordml" xmlns:w16cex="http://schemas.microsoft.com/office/word/2018/wordml/cex" xmlns:w16cid="http://schemas.microsoft.com/office/word/2016/wordml/cid" xmlns:w16="http://schemas.microsoft.com/office/word/2018/wordml" xmlns:w16sdtdh="http://schemas.microsoft.com/office/word/2020/wordml/sdtdatahash" xmlns:w16se="http://schemas.microsoft.com/office/word/2015/wordml/symex" xmlns:wpg="http://schemas.microsoft.com/office/word/2010/wordprocessingGroup" xmlns:wpi="http://schemas.microsoft.com/office/word/2010/wordprocessingInk" xmlns:wne="http://schemas.microsoft.com/office/word/2006/wordml" xmlns:wps="http://schemas.microsoft.com/office/word/2010/wordprocessingShape" mc:Ignorable="w14 w15 w16se w16cid w16 w16cex w16sdtdh wp14">
   <w:abstractNum w:abstractNumId="0" w15:restartNumberingAfterBreak="0">
     <w:nsid w:val="01107ABE"/>
     <w:multiLevelType w:val="hybridMultilevel"/>
@@ -11494,17 +11615,17 @@
       </w:rPr>
     </w:lvl>
   </w:abstractNum>
-  <w:num w:numId="1" w16cid:durableId="249000075">
+  <w:num w:numId="1">
     <w:abstractNumId w:val="1"/>
   </w:num>
-  <w:num w:numId="2" w16cid:durableId="67534744">
+  <w:num w:numId="2">
     <w:abstractNumId w:val="0"/>
   </w:num>
 </w:numbering>
 </file>
 
 <file path=word/styles.xml><?xml version="1.0" encoding="utf-8"?>
-<w:styles xmlns:mc="http://schemas.openxmlformats.org/markup-compatibility/2006" xmlns:r="http://schemas.openxmlformats.org/officeDocument/2006/relationships" xmlns:w="http://schemas.openxmlformats.org/wordprocessingml/2006/main" xmlns:w14="http://schemas.microsoft.com/office/word/2010/wordml" xmlns:w15="http://schemas.microsoft.com/office/word/2012/wordml" xmlns:w16cex="http://schemas.microsoft.com/office/word/2018/wordml/cex" xmlns:w16cid="http://schemas.microsoft.com/office/word/2016/wordml/cid" xmlns:w16="http://schemas.microsoft.com/office/word/2018/wordml" xmlns:w16du="http://schemas.microsoft.com/office/word/2023/wordml/word16du" xmlns:w16sdtdh="http://schemas.microsoft.com/office/word/2020/wordml/sdtdatahash" xmlns:w16se="http://schemas.microsoft.com/office/word/2015/wordml/symex" mc:Ignorable="w14 w15 w16se w16cid w16 w16cex w16sdtdh w16du">
+<w:styles xmlns:mc="http://schemas.openxmlformats.org/markup-compatibility/2006" xmlns:r="http://schemas.openxmlformats.org/officeDocument/2006/relationships" xmlns:w="http://schemas.openxmlformats.org/wordprocessingml/2006/main" xmlns:w14="http://schemas.microsoft.com/office/word/2010/wordml" xmlns:w15="http://schemas.microsoft.com/office/word/2012/wordml" xmlns:w16cex="http://schemas.microsoft.com/office/word/2018/wordml/cex" xmlns:w16cid="http://schemas.microsoft.com/office/word/2016/wordml/cid" xmlns:w16="http://schemas.microsoft.com/office/word/2018/wordml" xmlns:w16sdtdh="http://schemas.microsoft.com/office/word/2020/wordml/sdtdatahash" xmlns:w16se="http://schemas.microsoft.com/office/word/2015/wordml/symex" mc:Ignorable="w14 w15 w16se w16cid w16 w16cex w16sdtdh">
   <w:docDefaults>
     <w:rPrDefault>
       <w:rPr>
@@ -11898,18 +12019,18 @@
     <w:lsdException w:name="Unresolved Mention" w:semiHidden="1" w:unhideWhenUsed="1"/>
     <w:lsdException w:name="Smart Link" w:semiHidden="1" w:unhideWhenUsed="1"/>
   </w:latentStyles>
-  <w:style w:type="paragraph" w:default="1" w:styleId="Normal">
+  <w:style w:type="paragraph" w:default="1" w:styleId="a">
     <w:name w:val="Normal"/>
     <w:qFormat/>
     <w:rsid w:val="00D835A2"/>
   </w:style>
-  <w:style w:type="character" w:default="1" w:styleId="DefaultParagraphFont">
+  <w:style w:type="character" w:default="1" w:styleId="a0">
     <w:name w:val="Default Paragraph Font"/>
     <w:uiPriority w:val="1"/>
     <w:semiHidden/>
     <w:unhideWhenUsed/>
   </w:style>
-  <w:style w:type="table" w:default="1" w:styleId="TableNormal">
+  <w:style w:type="table" w:default="1" w:styleId="a1">
     <w:name w:val="Normal Table"/>
     <w:uiPriority w:val="99"/>
     <w:semiHidden/>
@@ -11924,15 +12045,15 @@
       </w:tblCellMar>
     </w:tblPr>
   </w:style>
-  <w:style w:type="numbering" w:default="1" w:styleId="NoList">
+  <w:style w:type="numbering" w:default="1" w:styleId="a2">
     <w:name w:val="No List"/>
     <w:uiPriority w:val="99"/>
     <w:semiHidden/>
     <w:unhideWhenUsed/>
   </w:style>
-  <w:style w:type="table" w:styleId="TableGrid">
+  <w:style w:type="table" w:styleId="a3">
     <w:name w:val="Table Grid"/>
-    <w:basedOn w:val="TableNormal"/>
+    <w:basedOn w:val="a1"/>
     <w:uiPriority w:val="59"/>
     <w:rsid w:val="003B084F"/>
     <w:pPr>
@@ -11949,9 +12070,9 @@
       </w:tblBorders>
     </w:tblPr>
   </w:style>
-  <w:style w:type="paragraph" w:styleId="ListParagraph">
+  <w:style w:type="paragraph" w:styleId="a4">
     <w:name w:val="List Paragraph"/>
-    <w:basedOn w:val="Normal"/>
+    <w:basedOn w:val="a"/>
     <w:uiPriority w:val="34"/>
     <w:qFormat/>
     <w:rsid w:val="006E1A24"/>
@@ -11960,10 +12081,10 @@
       <w:contextualSpacing/>
     </w:pPr>
   </w:style>
-  <w:style w:type="paragraph" w:styleId="BalloonText">
+  <w:style w:type="paragraph" w:styleId="a5">
     <w:name w:val="Balloon Text"/>
-    <w:basedOn w:val="Normal"/>
-    <w:link w:val="BalloonTextChar"/>
+    <w:basedOn w:val="a"/>
+    <w:link w:val="a6"/>
     <w:uiPriority w:val="99"/>
     <w:semiHidden/>
     <w:unhideWhenUsed/>
@@ -11977,10 +12098,10 @@
       <w:szCs w:val="16"/>
     </w:rPr>
   </w:style>
-  <w:style w:type="character" w:customStyle="1" w:styleId="BalloonTextChar">
-    <w:name w:val="Balloon Text Char"/>
-    <w:basedOn w:val="DefaultParagraphFont"/>
-    <w:link w:val="BalloonText"/>
+  <w:style w:type="character" w:customStyle="1" w:styleId="a6">
+    <w:name w:val="Текст выноски Знак"/>
+    <w:basedOn w:val="a0"/>
+    <w:link w:val="a5"/>
     <w:uiPriority w:val="99"/>
     <w:semiHidden/>
     <w:rsid w:val="00B8734B"/>
